--- a/btabok/niveau-2/deel-15/reader.docx
+++ b/btabok/niveau-2/deel-15/reader.docx
@@ -332,7 +332,53 @@
     </w:p>
     <w:p>
       <w:pPr>
-        <w:spacing w:after="100" w:before="100"/>
+        <w:spacing w:after="80" w:before="200"/>
+        <w:jc w:val="center"/>
+      </w:pPr>
+      <w:r>
+        <w:drawing>
+          <wp:inline distT="0" distB="0" distL="0" distR="0">
+            <wp:extent cx="5715000" cy="3810000"/>
+            <wp:effectExtent t="0" r="0" b="0" l="0"/>
+            <wp:docPr id="1" name="figuur-15-1" descr="FIGUUR 15-1: het budget van het architectuurteam over zeven maanden, naast een lege kolom &quot;aantoonbare opbrengst&quot;" title="Figuur 15-1"/>
+            <wp:cNvGraphicFramePr>
+              <a:graphicFrameLocks xmlns:a="http://schemas.openxmlformats.org/drawingml/2006/main" noChangeAspect="1"/>
+            </wp:cNvGraphicFramePr>
+            <a:graphic xmlns:a="http://schemas.openxmlformats.org/drawingml/2006/main">
+              <a:graphicData uri="http://schemas.openxmlformats.org/drawingml/2006/picture">
+                <pic:pic xmlns:pic="http://schemas.openxmlformats.org/drawingml/2006/picture">
+                  <pic:nvPicPr>
+                    <pic:cNvPr id="0" name="" descr=""/>
+                    <pic:cNvPicPr>
+                      <a:picLocks noChangeAspect="1" noChangeArrowheads="1"/>
+                    </pic:cNvPicPr>
+                  </pic:nvPicPr>
+                  <pic:blipFill>
+                    <a:blip r:embed="rId9" cstate="none"/>
+                    <a:srcRect/>
+                    <a:stretch>
+                      <a:fillRect/>
+                    </a:stretch>
+                  </pic:blipFill>
+                  <pic:spPr bwMode="auto">
+                    <a:xfrm>
+                      <a:off x="0" y="0"/>
+                      <a:ext cx="5715000" cy="3810000"/>
+                    </a:xfrm>
+                    <a:prstGeom prst="rect">
+                      <a:avLst/>
+                    </a:prstGeom>
+                  </pic:spPr>
+                </pic:pic>
+              </a:graphicData>
+            </a:graphic>
+          </wp:inline>
+        </w:drawing>
+      </w:r>
+    </w:p>
+    <w:p>
+      <w:pPr>
+        <w:jc w:val="center"/>
       </w:pPr>
       <w:r>
         <w:rPr>
@@ -340,10 +386,10 @@
           <w:i/>
           <w:iCs/>
           <w:color w:val="55606F"/>
-          <w:sz w:val="20"/>
-          <w:szCs w:val="20"/>
-        </w:rPr>
-        <w:t xml:space="preserve">[Figuur volgt later — FIGUUR 15-1: het budget van het architectuurteam over zeven maanden, naast een lege kolom "aantoonbare opbrengst"]</w:t>
+          <w:sz w:val="18"/>
+          <w:szCs w:val="18"/>
+        </w:rPr>
+        <w:t xml:space="preserve">Figuur 15-1</w:t>
       </w:r>
     </w:p>
     <w:p>
@@ -418,7 +464,53 @@
     </w:p>
     <w:p>
       <w:pPr>
-        <w:spacing w:after="100" w:before="100"/>
+        <w:spacing w:after="80" w:before="200"/>
+        <w:jc w:val="center"/>
+      </w:pPr>
+      <w:r>
+        <w:drawing>
+          <wp:inline distT="0" distB="0" distL="0" distR="0">
+            <wp:extent cx="5715000" cy="3810000"/>
+            <wp:effectExtent t="0" r="0" b="0" l="0"/>
+            <wp:docPr id="1" name="figuur-15-2" descr="FIGUUR 15-2: drie ambities naast hun herschreven objectives, met bij elk de toetsdatum" title="Figuur 15-2"/>
+            <wp:cNvGraphicFramePr>
+              <a:graphicFrameLocks xmlns:a="http://schemas.openxmlformats.org/drawingml/2006/main" noChangeAspect="1"/>
+            </wp:cNvGraphicFramePr>
+            <a:graphic xmlns:a="http://schemas.openxmlformats.org/drawingml/2006/main">
+              <a:graphicData uri="http://schemas.openxmlformats.org/drawingml/2006/picture">
+                <pic:pic xmlns:pic="http://schemas.openxmlformats.org/drawingml/2006/picture">
+                  <pic:nvPicPr>
+                    <pic:cNvPr id="0" name="" descr=""/>
+                    <pic:cNvPicPr>
+                      <a:picLocks noChangeAspect="1" noChangeArrowheads="1"/>
+                    </pic:cNvPicPr>
+                  </pic:nvPicPr>
+                  <pic:blipFill>
+                    <a:blip r:embed="rId10" cstate="none"/>
+                    <a:srcRect/>
+                    <a:stretch>
+                      <a:fillRect/>
+                    </a:stretch>
+                  </pic:blipFill>
+                  <pic:spPr bwMode="auto">
+                    <a:xfrm>
+                      <a:off x="0" y="0"/>
+                      <a:ext cx="5715000" cy="3810000"/>
+                    </a:xfrm>
+                    <a:prstGeom prst="rect">
+                      <a:avLst/>
+                    </a:prstGeom>
+                  </pic:spPr>
+                </pic:pic>
+              </a:graphicData>
+            </a:graphic>
+          </wp:inline>
+        </w:drawing>
+      </w:r>
+    </w:p>
+    <w:p>
+      <w:pPr>
+        <w:jc w:val="center"/>
       </w:pPr>
       <w:r>
         <w:rPr>
@@ -426,10 +518,10 @@
           <w:i/>
           <w:iCs/>
           <w:color w:val="55606F"/>
-          <w:sz w:val="20"/>
-          <w:szCs w:val="20"/>
-        </w:rPr>
-        <w:t xml:space="preserve">[Figuur volgt later — FIGUUR 15-2: drie ambities naast hun herschreven objectives, met bij elk de toetsdatum]</w:t>
+          <w:sz w:val="18"/>
+          <w:szCs w:val="18"/>
+        </w:rPr>
+        <w:t xml:space="preserve">Figuur 15-2</w:t>
       </w:r>
     </w:p>
     <w:tbl>
@@ -744,7 +836,53 @@
     </w:p>
     <w:p>
       <w:pPr>
-        <w:spacing w:after="100" w:before="100"/>
+        <w:spacing w:after="80" w:before="200"/>
+        <w:jc w:val="center"/>
+      </w:pPr>
+      <w:r>
+        <w:drawing>
+          <wp:inline distT="0" distB="0" distL="0" distR="0">
+            <wp:extent cx="5715000" cy="3810000"/>
+            <wp:effectExtent t="0" r="0" b="0" l="0"/>
+            <wp:docPr id="1" name="figuur-15-3" descr="FIGUUR 15-3: de waardestroom van &quot;deelnemer nadert pensioenleeftijd&quot; tot &quot;deelnemer ontvangt eerste uitkering&quot;, met bij elke stap de doorlooptijd en de wachttijd ertussen" title="Figuur 15-3"/>
+            <wp:cNvGraphicFramePr>
+              <a:graphicFrameLocks xmlns:a="http://schemas.openxmlformats.org/drawingml/2006/main" noChangeAspect="1"/>
+            </wp:cNvGraphicFramePr>
+            <a:graphic xmlns:a="http://schemas.openxmlformats.org/drawingml/2006/main">
+              <a:graphicData uri="http://schemas.openxmlformats.org/drawingml/2006/picture">
+                <pic:pic xmlns:pic="http://schemas.openxmlformats.org/drawingml/2006/picture">
+                  <pic:nvPicPr>
+                    <pic:cNvPr id="0" name="" descr=""/>
+                    <pic:cNvPicPr>
+                      <a:picLocks noChangeAspect="1" noChangeArrowheads="1"/>
+                    </pic:cNvPicPr>
+                  </pic:nvPicPr>
+                  <pic:blipFill>
+                    <a:blip r:embed="rId11" cstate="none"/>
+                    <a:srcRect/>
+                    <a:stretch>
+                      <a:fillRect/>
+                    </a:stretch>
+                  </pic:blipFill>
+                  <pic:spPr bwMode="auto">
+                    <a:xfrm>
+                      <a:off x="0" y="0"/>
+                      <a:ext cx="5715000" cy="3810000"/>
+                    </a:xfrm>
+                    <a:prstGeom prst="rect">
+                      <a:avLst/>
+                    </a:prstGeom>
+                  </pic:spPr>
+                </pic:pic>
+              </a:graphicData>
+            </a:graphic>
+          </wp:inline>
+        </w:drawing>
+      </w:r>
+    </w:p>
+    <w:p>
+      <w:pPr>
+        <w:jc w:val="center"/>
       </w:pPr>
       <w:r>
         <w:rPr>
@@ -752,10 +890,10 @@
           <w:i/>
           <w:iCs/>
           <w:color w:val="55606F"/>
-          <w:sz w:val="20"/>
-          <w:szCs w:val="20"/>
-        </w:rPr>
-        <w:t xml:space="preserve">[Figuur volgt later — FIGUUR 15-3: de waardestroom van "deelnemer nadert pensioenleeftijd" tot "deelnemer ontvangt eerste uitkering", met bij elke stap de doorlooptijd en de wachttijd ertussen]</w:t>
+          <w:sz w:val="18"/>
+          <w:szCs w:val="18"/>
+        </w:rPr>
+        <w:t xml:space="preserve">Figuur 15-3</w:t>
       </w:r>
     </w:p>
     <w:p>
@@ -1497,7 +1635,53 @@
     </w:p>
     <w:p>
       <w:pPr>
-        <w:spacing w:after="100" w:before="100"/>
+        <w:spacing w:after="80" w:before="200"/>
+        <w:jc w:val="center"/>
+      </w:pPr>
+      <w:r>
+        <w:drawing>
+          <wp:inline distT="0" distB="0" distL="0" distR="0">
+            <wp:extent cx="5715000" cy="3810000"/>
+            <wp:effectExtent t="0" r="0" b="0" l="0"/>
+            <wp:docPr id="1" name="figuur-15-4" descr="FIGUUR 15-4: het batenrealisatieplan als tijdlijn — belofte op moment van besluit, drie meetmomenten erna, met bij elk moment de werkelijke uitkomst naast de belofte" title="Figuur 15-4"/>
+            <wp:cNvGraphicFramePr>
+              <a:graphicFrameLocks xmlns:a="http://schemas.openxmlformats.org/drawingml/2006/main" noChangeAspect="1"/>
+            </wp:cNvGraphicFramePr>
+            <a:graphic xmlns:a="http://schemas.openxmlformats.org/drawingml/2006/main">
+              <a:graphicData uri="http://schemas.openxmlformats.org/drawingml/2006/picture">
+                <pic:pic xmlns:pic="http://schemas.openxmlformats.org/drawingml/2006/picture">
+                  <pic:nvPicPr>
+                    <pic:cNvPr id="0" name="" descr=""/>
+                    <pic:cNvPicPr>
+                      <a:picLocks noChangeAspect="1" noChangeArrowheads="1"/>
+                    </pic:cNvPicPr>
+                  </pic:nvPicPr>
+                  <pic:blipFill>
+                    <a:blip r:embed="rId12" cstate="none"/>
+                    <a:srcRect/>
+                    <a:stretch>
+                      <a:fillRect/>
+                    </a:stretch>
+                  </pic:blipFill>
+                  <pic:spPr bwMode="auto">
+                    <a:xfrm>
+                      <a:off x="0" y="0"/>
+                      <a:ext cx="5715000" cy="3810000"/>
+                    </a:xfrm>
+                    <a:prstGeom prst="rect">
+                      <a:avLst/>
+                    </a:prstGeom>
+                  </pic:spPr>
+                </pic:pic>
+              </a:graphicData>
+            </a:graphic>
+          </wp:inline>
+        </w:drawing>
+      </w:r>
+    </w:p>
+    <w:p>
+      <w:pPr>
+        <w:jc w:val="center"/>
       </w:pPr>
       <w:r>
         <w:rPr>
@@ -1505,10 +1689,10 @@
           <w:i/>
           <w:iCs/>
           <w:color w:val="55606F"/>
-          <w:sz w:val="20"/>
-          <w:szCs w:val="20"/>
-        </w:rPr>
-        <w:t xml:space="preserve">[Figuur volgt later — FIGUUR 15-4: het batenrealisatieplan als tijdlijn — belofte op moment van besluit, drie meetmomenten erna, met bij elk moment de werkelijke uitkomst naast de belofte]</w:t>
+          <w:sz w:val="18"/>
+          <w:szCs w:val="18"/>
+        </w:rPr>
+        <w:t xml:space="preserve">Figuur 15-4</w:t>
       </w:r>
     </w:p>
     <w:p>
@@ -2025,7 +2209,53 @@
     </w:p>
     <w:p>
       <w:pPr>
-        <w:spacing w:after="100" w:before="100"/>
+        <w:spacing w:after="80" w:before="200"/>
+        <w:jc w:val="center"/>
+      </w:pPr>
+      <w:r>
+        <w:drawing>
+          <wp:inline distT="0" distB="0" distL="0" distR="0">
+            <wp:extent cx="5715000" cy="3810000"/>
+            <wp:effectExtent t="0" r="0" b="0" l="0"/>
+            <wp:docPr id="1" name="figuur-15-5" descr="FIGUUR 15-5: de Architect Value-benadering als cirkel — waarderen vooraf (deel 3) → uitvoeren → batenrealisatie meten (dit deel) → terug naar waarderen bij het volgende besluit, met geleerde lessen die de volgende waardering scherper maken" title="Figuur 15-5"/>
+            <wp:cNvGraphicFramePr>
+              <a:graphicFrameLocks xmlns:a="http://schemas.openxmlformats.org/drawingml/2006/main" noChangeAspect="1"/>
+            </wp:cNvGraphicFramePr>
+            <a:graphic xmlns:a="http://schemas.openxmlformats.org/drawingml/2006/main">
+              <a:graphicData uri="http://schemas.openxmlformats.org/drawingml/2006/picture">
+                <pic:pic xmlns:pic="http://schemas.openxmlformats.org/drawingml/2006/picture">
+                  <pic:nvPicPr>
+                    <pic:cNvPr id="0" name="" descr=""/>
+                    <pic:cNvPicPr>
+                      <a:picLocks noChangeAspect="1" noChangeArrowheads="1"/>
+                    </pic:cNvPicPr>
+                  </pic:nvPicPr>
+                  <pic:blipFill>
+                    <a:blip r:embed="rId13" cstate="none"/>
+                    <a:srcRect/>
+                    <a:stretch>
+                      <a:fillRect/>
+                    </a:stretch>
+                  </pic:blipFill>
+                  <pic:spPr bwMode="auto">
+                    <a:xfrm>
+                      <a:off x="0" y="0"/>
+                      <a:ext cx="5715000" cy="3810000"/>
+                    </a:xfrm>
+                    <a:prstGeom prst="rect">
+                      <a:avLst/>
+                    </a:prstGeom>
+                  </pic:spPr>
+                </pic:pic>
+              </a:graphicData>
+            </a:graphic>
+          </wp:inline>
+        </w:drawing>
+      </w:r>
+    </w:p>
+    <w:p>
+      <w:pPr>
+        <w:jc w:val="center"/>
       </w:pPr>
       <w:r>
         <w:rPr>
@@ -2033,10 +2263,10 @@
           <w:i/>
           <w:iCs/>
           <w:color w:val="55606F"/>
-          <w:sz w:val="20"/>
-          <w:szCs w:val="20"/>
-        </w:rPr>
-        <w:t xml:space="preserve">[Figuur volgt later — FIGUUR 15-5: de Architect Value-benadering als cirkel — waarderen vooraf (deel 3) → uitvoeren → batenrealisatie meten (dit deel) → terug naar waarderen bij het volgende besluit, met geleerde lessen die de volgende waardering scherper maken]</w:t>
+          <w:sz w:val="18"/>
+          <w:szCs w:val="18"/>
+        </w:rPr>
+        <w:t xml:space="preserve">Figuur 15-5</w:t>
       </w:r>
     </w:p>
     <w:p>
